--- a/klagomål/A 28069-2022 FSC-klagomål.docx
+++ b/klagomål/A 28069-2022 FSC-klagomål.docx
@@ -673,7 +673,7 @@
     <w:r>
       <w:tab/>
       <w:tab/>
-      <w:t>2025-09-29</w:t>
+      <w:t>2025-09-30</w:t>
       <w:br/>
       <w:br/>
     </w:r>

--- a/klagomål/A 28069-2022 FSC-klagomål.docx
+++ b/klagomål/A 28069-2022 FSC-klagomål.docx
@@ -673,7 +673,7 @@
     <w:r>
       <w:tab/>
       <w:tab/>
-      <w:t>2025-09-30</w:t>
+      <w:t>2025-10-01</w:t>
       <w:br/>
       <w:br/>
     </w:r>

--- a/klagomål/A 28069-2022 FSC-klagomål.docx
+++ b/klagomål/A 28069-2022 FSC-klagomål.docx
@@ -673,7 +673,7 @@
     <w:r>
       <w:tab/>
       <w:tab/>
-      <w:t>2025-10-01</w:t>
+      <w:t>2025-10-02</w:t>
       <w:br/>
       <w:br/>
     </w:r>

--- a/klagomål/A 28069-2022 FSC-klagomål.docx
+++ b/klagomål/A 28069-2022 FSC-klagomål.docx
@@ -191,7 +191,7 @@
     </w:p>
     <w:p>
       <w:r>
-        <w:t>I avverkningsanmälan har följande 3 naturvårdsarter hittats: motaggsvamp (NT), skrovlig taggsvamp (NT) och dropptaggsvamp (S). Av dessa är 2 rödlistade. För rödlistade arter har rödlistekategorin angivits inom parentes. Arter som är signalarter enligt Skogsstyrelsen har markerats med (S).</w:t>
+        <w:t>I avverkningsanmälan har följande 5 naturvårdsarter hittats: lammticka (VU), motaggsvamp (NT), skrovlig taggsvamp (NT), vedskivlav (NT) och dropptaggsvamp (S). Av dessa är 4 rödlistade. För rödlistade arter har rödlistekategorin angivits inom parentes. Arter som är signalarter enligt Skogsstyrelsen har markerats med (S).</w:t>
       </w:r>
     </w:p>
     <w:p>
@@ -251,6 +251,26 @@
         <w:rPr>
           <w:b/>
         </w:rPr>
+        <w:t>Lammticka (VU)</w:t>
+      </w:r>
+      <w:r>
+        <w:t xml:space="preserve"> bildar mykorrhiza med tall och växer i tämligen öppna barrskogar ofta magra tallhedar, gärna på sandig mark.</w:t>
+      </w:r>
+      <w:r>
+        <w:rPr>
+          <w:b/>
+        </w:rPr>
+        <w:t xml:space="preserve"> </w:t>
+      </w:r>
+      <w:r>
+        <w:t>Arten är placerad högst upp i Skogsstyrelsens värdepyramid för bedömning av skog med höga naturvärden och tål inte slutavverkning (SLU Artdatabanken, 2024; Nitare &amp; Skogsstyrelsen, 2019).</w:t>
+      </w:r>
+    </w:p>
+    <w:p>
+      <w:r>
+        <w:rPr>
+          <w:b/>
+        </w:rPr>
         <w:t xml:space="preserve">Motaggsvamp (NT) </w:t>
       </w:r>
       <w:r>
@@ -266,6 +286,17 @@
       </w:r>
       <w:r>
         <w:t>bildar mykorrhiza med tall i äldre tallskog, framför allt på tallhed. Den växer huvudsakligen i äldre barrskog som hotas av slutavverkning. Genom att äldre barrskogar och naturskogar blir allt sällsyntare, missgynnas arten av skogsbruk. Arten ingår i ett åtgärdsprogram för hotade arter (ÅGP) och en långsiktig tillgång till svampens värdträd behöver säkras genom att växtplatserna undantas från avverkning. Skrovlig taggsvamp är globalt rödlistad som nära hotad (NT) vilket innebär att Sverige har ett internationellt ansvar för arten (IUCN, 2025; SLU Artdatabanken, 2024; Nitare, 2006).</w:t>
+      </w:r>
+    </w:p>
+    <w:p>
+      <w:r>
+        <w:rPr>
+          <w:b/>
+        </w:rPr>
+        <w:t>Vedskivlav (NT)</w:t>
+      </w:r>
+      <w:r>
+        <w:t xml:space="preserve"> växer på gammal, torr, exponerad, hård kärnved av framförallt tall i naturskogsartade bestånd. Avverkning av tallskog av naturskogskaraktär med spår av återkommande bränder är ett hot. Mängden lämplig ved att växa på för vedskivlav minskar, dels på grund av naturlig nedbrytning men framförallt på grund av att de förstörs i samband med slutavverkningar, gallringar och markberedning. Tall- och blandbarrskogar av naturskogskaraktär med spår av återkommande bränder bör skyddas (SLU Artdatabanken, 2024).</w:t>
       </w:r>
     </w:p>
     <w:p>
@@ -358,7 +389,7 @@
         <w:rPr>
           <w:i/>
         </w:rPr>
-        <w:t>I det avverkningsanmälda skogsområdet har 3 naturvårdsarter varav 2 rödlistade arter sina livsmiljöer och växtplatser.</w:t>
+        <w:t>I det avverkningsanmälda skogsområdet har 5 naturvårdsarter varav 4 rödlistade arter sina livsmiljöer och växtplatser.</w:t>
       </w:r>
     </w:p>
     <w:p>
@@ -673,7 +704,7 @@
     <w:r>
       <w:tab/>
       <w:tab/>
-      <w:t>2025-10-02</w:t>
+      <w:t>2025-10-03</w:t>
       <w:br/>
       <w:br/>
     </w:r>

--- a/klagomål/A 28069-2022 FSC-klagomål.docx
+++ b/klagomål/A 28069-2022 FSC-klagomål.docx
@@ -704,7 +704,7 @@
     <w:r>
       <w:tab/>
       <w:tab/>
-      <w:t>2025-10-03</w:t>
+      <w:t>2025-10-04</w:t>
       <w:br/>
       <w:br/>
     </w:r>

--- a/klagomål/A 28069-2022 FSC-klagomål.docx
+++ b/klagomål/A 28069-2022 FSC-klagomål.docx
@@ -704,7 +704,7 @@
     <w:r>
       <w:tab/>
       <w:tab/>
-      <w:t>2025-10-04</w:t>
+      <w:t>2025-10-05</w:t>
       <w:br/>
       <w:br/>
     </w:r>

--- a/klagomål/A 28069-2022 FSC-klagomål.docx
+++ b/klagomål/A 28069-2022 FSC-klagomål.docx
@@ -704,7 +704,7 @@
     <w:r>
       <w:tab/>
       <w:tab/>
-      <w:t>2025-10-05</w:t>
+      <w:t>2025-10-06</w:t>
       <w:br/>
       <w:br/>
     </w:r>

--- a/klagomål/A 28069-2022 FSC-klagomål.docx
+++ b/klagomål/A 28069-2022 FSC-klagomål.docx
@@ -704,7 +704,7 @@
     <w:r>
       <w:tab/>
       <w:tab/>
-      <w:t>2025-10-06</w:t>
+      <w:t>2025-10-07</w:t>
       <w:br/>
       <w:br/>
     </w:r>

--- a/klagomål/A 28069-2022 FSC-klagomål.docx
+++ b/klagomål/A 28069-2022 FSC-klagomål.docx
@@ -704,7 +704,7 @@
     <w:r>
       <w:tab/>
       <w:tab/>
-      <w:t>2025-10-07</w:t>
+      <w:t>2025-10-08</w:t>
       <w:br/>
       <w:br/>
     </w:r>

--- a/klagomål/A 28069-2022 FSC-klagomål.docx
+++ b/klagomål/A 28069-2022 FSC-klagomål.docx
@@ -704,7 +704,7 @@
     <w:r>
       <w:tab/>
       <w:tab/>
-      <w:t>2025-10-08</w:t>
+      <w:t>2025-10-09</w:t>
       <w:br/>
       <w:br/>
     </w:r>

--- a/klagomål/A 28069-2022 FSC-klagomål.docx
+++ b/klagomål/A 28069-2022 FSC-klagomål.docx
@@ -704,7 +704,7 @@
     <w:r>
       <w:tab/>
       <w:tab/>
-      <w:t>2025-10-09</w:t>
+      <w:t>2025-10-10</w:t>
       <w:br/>
       <w:br/>
     </w:r>

--- a/klagomål/A 28069-2022 FSC-klagomål.docx
+++ b/klagomål/A 28069-2022 FSC-klagomål.docx
@@ -704,7 +704,7 @@
     <w:r>
       <w:tab/>
       <w:tab/>
-      <w:t>2025-10-10</w:t>
+      <w:t>2025-10-11</w:t>
       <w:br/>
       <w:br/>
     </w:r>

--- a/klagomål/A 28069-2022 FSC-klagomål.docx
+++ b/klagomål/A 28069-2022 FSC-klagomål.docx
@@ -704,7 +704,7 @@
     <w:r>
       <w:tab/>
       <w:tab/>
-      <w:t>2025-10-16</w:t>
+      <w:t>2025-10-17</w:t>
       <w:br/>
       <w:br/>
     </w:r>

--- a/klagomål/A 28069-2022 FSC-klagomål.docx
+++ b/klagomål/A 28069-2022 FSC-klagomål.docx
@@ -704,7 +704,7 @@
     <w:r>
       <w:tab/>
       <w:tab/>
-      <w:t>2025-10-17</w:t>
+      <w:t>2025-10-18</w:t>
       <w:br/>
       <w:br/>
     </w:r>

--- a/klagomål/A 28069-2022 FSC-klagomål.docx
+++ b/klagomål/A 28069-2022 FSC-klagomål.docx
@@ -704,7 +704,7 @@
     <w:r>
       <w:tab/>
       <w:tab/>
-      <w:t>2025-10-18</w:t>
+      <w:t>2025-10-19</w:t>
       <w:br/>
       <w:br/>
     </w:r>

--- a/klagomål/A 28069-2022 FSC-klagomål.docx
+++ b/klagomål/A 28069-2022 FSC-klagomål.docx
@@ -704,7 +704,7 @@
     <w:r>
       <w:tab/>
       <w:tab/>
-      <w:t>2025-10-19</w:t>
+      <w:t>2025-10-20</w:t>
       <w:br/>
       <w:br/>
     </w:r>

--- a/klagomål/A 28069-2022 FSC-klagomål.docx
+++ b/klagomål/A 28069-2022 FSC-klagomål.docx
@@ -704,7 +704,7 @@
     <w:r>
       <w:tab/>
       <w:tab/>
-      <w:t>2025-10-20</w:t>
+      <w:t>2025-10-21</w:t>
       <w:br/>
       <w:br/>
     </w:r>

--- a/klagomål/A 28069-2022 FSC-klagomål.docx
+++ b/klagomål/A 28069-2022 FSC-klagomål.docx
@@ -704,7 +704,7 @@
     <w:r>
       <w:tab/>
       <w:tab/>
-      <w:t>2025-10-21</w:t>
+      <w:t>2025-10-22</w:t>
       <w:br/>
       <w:br/>
     </w:r>

--- a/klagomål/A 28069-2022 FSC-klagomål.docx
+++ b/klagomål/A 28069-2022 FSC-klagomål.docx
@@ -704,7 +704,7 @@
     <w:r>
       <w:tab/>
       <w:tab/>
-      <w:t>2025-10-22</w:t>
+      <w:t>2025-10-23</w:t>
       <w:br/>
       <w:br/>
     </w:r>

--- a/klagomål/A 28069-2022 FSC-klagomål.docx
+++ b/klagomål/A 28069-2022 FSC-klagomål.docx
@@ -704,7 +704,7 @@
     <w:r>
       <w:tab/>
       <w:tab/>
-      <w:t>2025-10-23</w:t>
+      <w:t>2025-10-24</w:t>
       <w:br/>
       <w:br/>
     </w:r>

--- a/klagomål/A 28069-2022 FSC-klagomål.docx
+++ b/klagomål/A 28069-2022 FSC-klagomål.docx
@@ -704,7 +704,7 @@
     <w:r>
       <w:tab/>
       <w:tab/>
-      <w:t>2025-10-24</w:t>
+      <w:t>2025-10-25</w:t>
       <w:br/>
       <w:br/>
     </w:r>

--- a/klagomål/A 28069-2022 FSC-klagomål.docx
+++ b/klagomål/A 28069-2022 FSC-klagomål.docx
@@ -704,7 +704,7 @@
     <w:r>
       <w:tab/>
       <w:tab/>
-      <w:t>2025-10-25</w:t>
+      <w:t>2025-10-26</w:t>
       <w:br/>
       <w:br/>
     </w:r>

--- a/klagomål/A 28069-2022 FSC-klagomål.docx
+++ b/klagomål/A 28069-2022 FSC-klagomål.docx
@@ -704,7 +704,7 @@
     <w:r>
       <w:tab/>
       <w:tab/>
-      <w:t>2025-10-26</w:t>
+      <w:t>2025-10-27</w:t>
       <w:br/>
       <w:br/>
     </w:r>
